--- a/Fase 1/Evidencias Grupales/Guia_1.5_Definicion_Proyecto_APT_WellQ_Sebastian_Gonzalez_CORREGIDA.docx
+++ b/Fase 1/Evidencias Grupales/Guia_1.5_Definicion_Proyecto_APT_WellQ_Sebastian_Gonzalez_CORREGIDA.docx
@@ -1,6 +1,6 @@
 
 <file path=word/document.xml><?xml version="1.0" encoding="utf-8"?>
-<w:document xmlns:wpc="http://schemas.microsoft.com/office/word/2010/wordprocessingCanvas" xmlns:cx="http://schemas.microsoft.com/office/drawing/2014/chartex" xmlns:cx1="http://schemas.microsoft.com/office/drawing/2015/9/8/chartex" xmlns:cx2="http://schemas.microsoft.com/office/drawing/2015/10/21/chartex" xmlns:cx3="http://schemas.microsoft.com/office/drawing/2016/5/9/chartex" xmlns:cx4="http://schemas.microsoft.com/office/drawing/2016/5/10/chartex" xmlns:cx5="http://schemas.microsoft.com/office/drawing/2016/5/11/chartex" xmlns:cx6="http://schemas.microsoft.com/office/drawing/2016/5/12/chartex" xmlns:cx7="http://schemas.microsoft.com/office/drawing/2016/5/13/chartex" xmlns:cx8="http://schemas.microsoft.com/office/drawing/2016/5/14/chartex" xmlns:mc="http://schemas.openxmlformats.org/markup-compatibility/2006" xmlns:aink="http://schemas.microsoft.com/office/drawing/2016/ink" xmlns:am3d="http://schemas.microsoft.com/office/drawing/2017/model3d" xmlns:o="urn:schemas-microsoft-com:office:office" xmlns:oel="http://schemas.microsoft.com/office/2019/extlst" xmlns:r="http://schemas.openxmlformats.org/officeDocument/2006/relationships" xmlns:m="http://schemas.openxmlformats.org/officeDocument/2006/math" xmlns:v="urn:schemas-microsoft-com:vml" xmlns:wp14="http://schemas.microsoft.com/office/word/2010/wordprocessingDrawing" xmlns:wp="http://schemas.openxmlformats.org/drawingml/2006/wordprocessingDrawing" xmlns:w10="urn:schemas-microsoft-com:office:word" xmlns:w="http://schemas.openxmlformats.org/wordprocessingml/2006/main" xmlns:w14="http://schemas.microsoft.com/office/word/2010/wordml" xmlns:w15="http://schemas.microsoft.com/office/word/2012/wordml" xmlns:w16cex="http://schemas.microsoft.com/office/word/2018/wordml/cex" xmlns:w16cid="http://schemas.microsoft.com/office/word/2016/wordml/cid" xmlns:w16="http://schemas.microsoft.com/office/word/2018/wordml" xmlns:w16du="http://schemas.microsoft.com/office/word/2023/wordml/word16du" xmlns:w16sdtdh="http://schemas.microsoft.com/office/word/2020/wordml/sdtdatahash" xmlns:w16sdtfl="http://schemas.microsoft.com/office/word/2024/wordml/sdtformatlock" xmlns:w16se="http://schemas.microsoft.com/office/word/2015/wordml/symex" xmlns:wpg="http://schemas.microsoft.com/office/word/2010/wordprocessingGroup" xmlns:wpi="http://schemas.microsoft.com/office/word/2010/wordprocessingInk" xmlns:wne="http://schemas.microsoft.com/office/word/2006/wordml" xmlns:wps="http://schemas.microsoft.com/office/word/2010/wordprocessingShape" mc:Ignorable="w14 w15 w16se w16cid w16 w16cex w16sdtdh w16sdtfl w16du wp14">
+<w:document xmlns:wpc="http://schemas.microsoft.com/office/word/2010/wordprocessingCanvas" xmlns:cx="http://schemas.microsoft.com/office/drawing/2014/chartex" xmlns:cx1="http://schemas.microsoft.com/office/drawing/2015/9/8/chartex" xmlns:cx2="http://schemas.microsoft.com/office/drawing/2015/10/21/chartex" xmlns:cx3="http://schemas.microsoft.com/office/drawing/2016/5/9/chartex" xmlns:cx4="http://schemas.microsoft.com/office/drawing/2016/5/10/chartex" xmlns:cx5="http://schemas.microsoft.com/office/drawing/2016/5/11/chartex" xmlns:cx6="http://schemas.microsoft.com/office/drawing/2016/5/12/chartex" xmlns:cx7="http://schemas.microsoft.com/office/drawing/2016/5/13/chartex" xmlns:cx8="http://schemas.microsoft.com/office/drawing/2016/5/14/chartex" xmlns:mc="http://schemas.openxmlformats.org/markup-compatibility/2006" xmlns:m="http://schemas.openxmlformats.org/officeDocument/2006/math" xmlns:aink="http://schemas.microsoft.com/office/drawing/2016/ink" xmlns:am3d="http://schemas.microsoft.com/office/drawing/2017/model3d" xmlns:oel="http://schemas.microsoft.com/office/2019/extlst" xmlns:r="http://schemas.openxmlformats.org/officeDocument/2006/relationships" xmlns:wp14="http://schemas.microsoft.com/office/word/2010/wordprocessingDrawing" xmlns:wp="http://schemas.openxmlformats.org/drawingml/2006/wordprocessingDrawing" xmlns:wpg="http://schemas.microsoft.com/office/word/2010/wordprocessingGroup" xmlns:wpi="http://schemas.microsoft.com/office/word/2010/wordprocessingInk" xmlns:wps="http://schemas.microsoft.com/office/word/2010/wordprocessingShape" xmlns:o="urn:schemas-microsoft-com:office:office" xmlns:v="urn:schemas-microsoft-com:vml" xmlns:w10="urn:schemas-microsoft-com:office:word" xmlns:w="http://schemas.openxmlformats.org/wordprocessingml/2006/main" xmlns:w14="http://schemas.microsoft.com/office/word/2010/wordml" xmlns:w15="http://schemas.microsoft.com/office/word/2012/wordml" xmlns:w16cex="http://schemas.microsoft.com/office/word/2018/wordml/cex" xmlns:w16cid="http://schemas.microsoft.com/office/word/2016/wordml/cid" xmlns:w16="http://schemas.microsoft.com/office/word/2018/wordml" xmlns:w16sdtdh="http://schemas.microsoft.com/office/word/2020/wordml/sdtdatahash" xmlns:w16sdtfl="http://schemas.microsoft.com/office/word/2024/wordml/sdtformatlock" xmlns:w16se="http://schemas.microsoft.com/office/word/2015/wordml/symex" xmlns:w16du="http://schemas.microsoft.com/office/word/2023/wordml/word16du" xmlns:wne="http://schemas.microsoft.com/office/word/2006/wordml" mc:Ignorable="w14 w15 w16se w16cid w16 w16cex w16sdtdh w16sdtfl w16du wp14">
   <w:body>
     <w:p>
       <w:r>
@@ -156,6 +156,7 @@
                                 </w:rPr>
                                 <w:t xml:space="preserve">Asignatura </w:t>
                               </w:r>
+                              <w:proofErr w:type="spellStart"/>
                               <w:r>
                                 <w:rPr>
                                   <w:b/>
@@ -165,6 +166,7 @@
                                 </w:rPr>
                                 <w:t>Capstone</w:t>
                               </w:r>
+                              <w:proofErr w:type="spellEnd"/>
                             </w:p>
                           </w:txbxContent>
                         </wps:txbx>
@@ -569,6 +571,13 @@
               </w:rPr>
               <w:t>, Aron Germain Navarro</w:t>
             </w:r>
+            <w:r>
+              <w:rPr>
+                <w:rFonts w:ascii="Arial" w:hAnsi="Arial"/>
+                <w:sz w:val="20"/>
+              </w:rPr>
+              <w:t>, Vicente López Alegría</w:t>
+            </w:r>
           </w:p>
         </w:tc>
       </w:tr>
@@ -613,7 +622,41 @@
                 <w:sz w:val="20"/>
                 <w:u w:val="single"/>
               </w:rPr>
+              <w:t>RUT (</w:t>
+            </w:r>
+            <w:proofErr w:type="spellStart"/>
+            <w:r>
+              <w:rPr>
+                <w:rFonts w:ascii="Arial" w:hAnsi="Arial"/>
+                <w:sz w:val="20"/>
+                <w:u w:val="single"/>
+              </w:rPr>
+              <w:t>Sebastian</w:t>
+            </w:r>
+            <w:proofErr w:type="spellEnd"/>
+            <w:r>
+              <w:rPr>
+                <w:rFonts w:ascii="Arial" w:hAnsi="Arial"/>
+                <w:sz w:val="20"/>
+                <w:u w:val="single"/>
+              </w:rPr>
+              <w:t xml:space="preserve">) 21.473.327-7 (Aron) </w:t>
+            </w:r>
+            <w:r>
+              <w:rPr>
+                <w:rFonts w:ascii="Arial" w:hAnsi="Arial"/>
+                <w:sz w:val="20"/>
+                <w:u w:val="single"/>
+              </w:rPr>
               <w:t>21.430.660-3</w:t>
+            </w:r>
+            <w:r>
+              <w:rPr>
+                <w:rFonts w:ascii="Arial" w:hAnsi="Arial"/>
+                <w:sz w:val="20"/>
+                <w:u w:val="single"/>
+              </w:rPr>
+              <w:t xml:space="preserve"> (Vicente) 21.539.996-6</w:t>
             </w:r>
           </w:p>
         </w:tc>
@@ -860,12 +903,37 @@
             <w:pPr>
               <w:spacing w:after="20" w:line="240" w:lineRule="auto"/>
             </w:pPr>
+            <w:proofErr w:type="spellStart"/>
             <w:r>
               <w:rPr>
                 <w:rFonts w:ascii="Arial" w:hAnsi="Arial"/>
                 <w:sz w:val="18"/>
               </w:rPr>
-              <w:t>WellQ Medical Exams: sistema inteligente para carga, extracción y gestión de exámenes médicos</w:t>
+              <w:t>WellQ</w:t>
+            </w:r>
+            <w:proofErr w:type="spellEnd"/>
+            <w:r>
+              <w:rPr>
+                <w:rFonts w:ascii="Arial" w:hAnsi="Arial"/>
+                <w:sz w:val="18"/>
+              </w:rPr>
+              <w:t xml:space="preserve"> Medical </w:t>
+            </w:r>
+            <w:proofErr w:type="spellStart"/>
+            <w:r>
+              <w:rPr>
+                <w:rFonts w:ascii="Arial" w:hAnsi="Arial"/>
+                <w:sz w:val="18"/>
+              </w:rPr>
+              <w:t>Exams</w:t>
+            </w:r>
+            <w:proofErr w:type="spellEnd"/>
+            <w:r>
+              <w:rPr>
+                <w:rFonts w:ascii="Arial" w:hAnsi="Arial"/>
+                <w:sz w:val="18"/>
+              </w:rPr>
+              <w:t>: sistema inteligente para carga, extracción y gestión de exámenes médicos</w:t>
             </w:r>
           </w:p>
         </w:tc>
@@ -978,7 +1046,23 @@
                 <w:rFonts w:ascii="Arial" w:hAnsi="Arial"/>
                 <w:sz w:val="17"/>
               </w:rPr>
-              <w:t>• Diseñar arquitecturas de software e integración orientadas a servicios y APIs.</w:t>
+              <w:t xml:space="preserve">• Diseñar arquitecturas de software e integración orientadas a servicios y </w:t>
+            </w:r>
+            <w:proofErr w:type="spellStart"/>
+            <w:r>
+              <w:rPr>
+                <w:rFonts w:ascii="Arial" w:hAnsi="Arial"/>
+                <w:sz w:val="17"/>
+              </w:rPr>
+              <w:t>APIs</w:t>
+            </w:r>
+            <w:proofErr w:type="spellEnd"/>
+            <w:r>
+              <w:rPr>
+                <w:rFonts w:ascii="Arial" w:hAnsi="Arial"/>
+                <w:sz w:val="17"/>
+              </w:rPr>
+              <w:t>.</w:t>
             </w:r>
           </w:p>
           <w:p>
@@ -991,7 +1075,39 @@
                 <w:rFonts w:ascii="Arial" w:hAnsi="Arial"/>
                 <w:sz w:val="17"/>
               </w:rPr>
-              <w:t>• Desarrollar e integrar componentes backend, frontend y servicios de datos.</w:t>
+              <w:t xml:space="preserve">• Desarrollar e integrar componentes </w:t>
+            </w:r>
+            <w:proofErr w:type="spellStart"/>
+            <w:r>
+              <w:rPr>
+                <w:rFonts w:ascii="Arial" w:hAnsi="Arial"/>
+                <w:sz w:val="17"/>
+              </w:rPr>
+              <w:t>backend</w:t>
+            </w:r>
+            <w:proofErr w:type="spellEnd"/>
+            <w:r>
+              <w:rPr>
+                <w:rFonts w:ascii="Arial" w:hAnsi="Arial"/>
+                <w:sz w:val="17"/>
+              </w:rPr>
+              <w:t xml:space="preserve">, </w:t>
+            </w:r>
+            <w:proofErr w:type="spellStart"/>
+            <w:r>
+              <w:rPr>
+                <w:rFonts w:ascii="Arial" w:hAnsi="Arial"/>
+                <w:sz w:val="17"/>
+              </w:rPr>
+              <w:t>frontend</w:t>
+            </w:r>
+            <w:proofErr w:type="spellEnd"/>
+            <w:r>
+              <w:rPr>
+                <w:rFonts w:ascii="Arial" w:hAnsi="Arial"/>
+                <w:sz w:val="17"/>
+              </w:rPr>
+              <w:t xml:space="preserve"> y servicios de datos.</w:t>
             </w:r>
           </w:p>
           <w:p>
@@ -1237,13 +1353,29 @@
                 <w:rFonts w:ascii="Arial" w:hAnsi="Arial"/>
                 <w:sz w:val="16"/>
               </w:rPr>
-              <w:t>El proyecto surge de la necesidad de mejorar la gestión de exámenes médicos dentro de la plataforma WellQ. La solución existente permite definir un flujo seguro de carga y consulta de documentos, pero el archivo clínico continúa siendo principalmente un adjunto no estructurado, lo que dificulta aprovechar sus datos para comparación histórica, reportería y apoyo al seguimiento clínico.</w:t>
-            </w:r>
+              <w:t xml:space="preserve">El proyecto surge de la necesidad de mejorar la gestión de exámenes médicos dentro de la plataforma </w:t>
+            </w:r>
+            <w:proofErr w:type="spellStart"/>
             <w:r>
               <w:rPr>
                 <w:rFonts w:ascii="Arial" w:hAnsi="Arial"/>
                 <w:sz w:val="16"/>
               </w:rPr>
+              <w:t>WellQ</w:t>
+            </w:r>
+            <w:proofErr w:type="spellEnd"/>
+            <w:r>
+              <w:rPr>
+                <w:rFonts w:ascii="Arial" w:hAnsi="Arial"/>
+                <w:sz w:val="16"/>
+              </w:rPr>
+              <w:t>. La solución existente permite definir un flujo seguro de carga y consulta de documentos, pero el archivo clínico continúa siendo principalmente un adjunto no estructurado, lo que dificulta aprovechar sus datos para comparación histórica, reportería y apoyo al seguimiento clínico.</w:t>
+            </w:r>
+            <w:r>
+              <w:rPr>
+                <w:rFonts w:ascii="Arial" w:hAnsi="Arial"/>
+                <w:sz w:val="16"/>
+              </w:rPr>
               <w:br/>
             </w:r>
             <w:r>
@@ -1252,7 +1384,39 @@
                 <w:sz w:val="16"/>
               </w:rPr>
               <w:br/>
-              <w:t>El Proyecto APT propone abordar esta brecha mediante una solución capaz de cargar exámenes médicos de forma segura, extraer su contenido a una estructura de datos mediante inteligencia artificial multimodal, normalizar los resultados y permitir su revisión por usuarios autorizados. El contexto corresponde al ecosistema WellQ/Alloxentric y sus principales usuarios son pacientes, profesionales clínicos y organizaciones que utilizan la plataforma.</w:t>
+              <w:t xml:space="preserve">El Proyecto APT propone abordar esta brecha mediante una solución capaz de cargar exámenes médicos de forma segura, extraer su contenido a una estructura de datos mediante inteligencia artificial multimodal, normalizar los resultados y permitir su revisión por usuarios autorizados. El contexto corresponde al ecosistema </w:t>
+            </w:r>
+            <w:proofErr w:type="spellStart"/>
+            <w:r>
+              <w:rPr>
+                <w:rFonts w:ascii="Arial" w:hAnsi="Arial"/>
+                <w:sz w:val="16"/>
+              </w:rPr>
+              <w:t>WellQ</w:t>
+            </w:r>
+            <w:proofErr w:type="spellEnd"/>
+            <w:r>
+              <w:rPr>
+                <w:rFonts w:ascii="Arial" w:hAnsi="Arial"/>
+                <w:sz w:val="16"/>
+              </w:rPr>
+              <w:t>/</w:t>
+            </w:r>
+            <w:proofErr w:type="spellStart"/>
+            <w:r>
+              <w:rPr>
+                <w:rFonts w:ascii="Arial" w:hAnsi="Arial"/>
+                <w:sz w:val="16"/>
+              </w:rPr>
+              <w:t>Alloxentric</w:t>
+            </w:r>
+            <w:proofErr w:type="spellEnd"/>
+            <w:r>
+              <w:rPr>
+                <w:rFonts w:ascii="Arial" w:hAnsi="Arial"/>
+                <w:sz w:val="16"/>
+              </w:rPr>
+              <w:t xml:space="preserve"> y sus principales usuarios son pacientes, profesionales clínicos y organizaciones que utilizan la plataforma.</w:t>
             </w:r>
             <w:r>
               <w:rPr>
@@ -1319,13 +1483,29 @@
                 <w:rFonts w:ascii="Arial" w:hAnsi="Arial"/>
                 <w:sz w:val="16"/>
               </w:rPr>
-              <w:t>El proyecto consiste en diseñar y desarrollar un prototipo funcional integrado al ecosistema WellQ que demuestre el flujo completo de gestión de exámenes médicos. La solución contemplará carga segura y asíncrona de archivos, almacenamiento protegido, extracción estructurada mediante un modelo de inteligencia artificial multimodal, validación humana de los datos obtenidos, normalización de resultados y consulta mediante una interfaz para profesionales autorizados.</w:t>
-            </w:r>
+              <w:t xml:space="preserve">El proyecto consiste en diseñar y desarrollar un prototipo funcional integrado al ecosistema </w:t>
+            </w:r>
+            <w:proofErr w:type="spellStart"/>
             <w:r>
               <w:rPr>
                 <w:rFonts w:ascii="Arial" w:hAnsi="Arial"/>
                 <w:sz w:val="16"/>
               </w:rPr>
+              <w:t>WellQ</w:t>
+            </w:r>
+            <w:proofErr w:type="spellEnd"/>
+            <w:r>
+              <w:rPr>
+                <w:rFonts w:ascii="Arial" w:hAnsi="Arial"/>
+                <w:sz w:val="16"/>
+              </w:rPr>
+              <w:t xml:space="preserve"> que demuestre el flujo completo de gestión de exámenes médicos. La solución contemplará carga segura y asíncrona de archivos, almacenamiento protegido, extracción estructurada mediante un modelo de inteligencia artificial multimodal, validación humana de los datos obtenidos, normalización de resultados y consulta mediante una interfaz para profesionales autorizados.</w:t>
+            </w:r>
+            <w:r>
+              <w:rPr>
+                <w:rFonts w:ascii="Arial" w:hAnsi="Arial"/>
+                <w:sz w:val="16"/>
+              </w:rPr>
               <w:br/>
             </w:r>
             <w:r>
@@ -1334,7 +1514,23 @@
                 <w:sz w:val="16"/>
               </w:rPr>
               <w:br/>
-              <w:t>La arquitectura se abordará con enfoque API-First, separando los componentes de aplicación, backend, datos y servicios de procesamiento. El alcance académico se concentrará en un MVP demostrable, priorizando los componentes críticos del flujo y evitando funciones de diagnóstico automático o recomendaciones terapéuticas.</w:t>
+              <w:t xml:space="preserve">La arquitectura se abordará con enfoque API-First, separando los componentes de aplicación, </w:t>
+            </w:r>
+            <w:proofErr w:type="spellStart"/>
+            <w:r>
+              <w:rPr>
+                <w:rFonts w:ascii="Arial" w:hAnsi="Arial"/>
+                <w:sz w:val="16"/>
+              </w:rPr>
+              <w:t>backend</w:t>
+            </w:r>
+            <w:proofErr w:type="spellEnd"/>
+            <w:r>
+              <w:rPr>
+                <w:rFonts w:ascii="Arial" w:hAnsi="Arial"/>
+                <w:sz w:val="16"/>
+              </w:rPr>
+              <w:t>, datos y servicios de procesamiento. El alcance académico se concentrará en un MVP demostrable, priorizando los componentes críticos del flujo y evitando funciones de diagnóstico automático o recomendaciones terapéuticas.</w:t>
             </w:r>
           </w:p>
         </w:tc>
@@ -1386,7 +1582,23 @@
                 <w:rFonts w:ascii="Arial" w:hAnsi="Arial"/>
                 <w:sz w:val="16"/>
               </w:rPr>
-              <w:t>El Proyecto APT se relaciona directamente con el perfil de egreso de Ingeniería en Informática, ya que exige aplicar conocimientos de análisis de requerimientos, diseño de arquitectura, desarrollo de software, integración de servicios, bases de datos, seguridad, pruebas y gestión colaborativa. La problemática requiere conectar aplicación móvil, backend, almacenamiento, procesamiento mediante inteligencia artificial y portal web, manteniendo reglas de acceso y trazabilidad.</w:t>
+              <w:t xml:space="preserve">El Proyecto APT se relaciona directamente con el perfil de egreso de Ingeniería en Informática, ya que exige aplicar conocimientos de análisis de requerimientos, diseño de arquitectura, desarrollo de software, integración de servicios, bases de datos, seguridad, pruebas y gestión colaborativa. La problemática requiere conectar aplicación móvil, </w:t>
+            </w:r>
+            <w:proofErr w:type="spellStart"/>
+            <w:r>
+              <w:rPr>
+                <w:rFonts w:ascii="Arial" w:hAnsi="Arial"/>
+                <w:sz w:val="16"/>
+              </w:rPr>
+              <w:t>backend</w:t>
+            </w:r>
+            <w:proofErr w:type="spellEnd"/>
+            <w:r>
+              <w:rPr>
+                <w:rFonts w:ascii="Arial" w:hAnsi="Arial"/>
+                <w:sz w:val="16"/>
+              </w:rPr>
+              <w:t>, almacenamiento, procesamiento mediante inteligencia artificial y portal web, manteniendo reglas de acceso y trazabilidad.</w:t>
             </w:r>
             <w:r>
               <w:rPr>
@@ -1446,13 +1658,29 @@
                 <w:rFonts w:ascii="Arial" w:hAnsi="Arial"/>
                 <w:sz w:val="16"/>
               </w:rPr>
-              <w:t>El proyecto se relaciona con mis intereses profesionales en desarrollo de software, automatización, inteligencia artificial e integración de sistemas. WellQ permite aplicar estas áreas en una necesidad concreta y con requerimientos técnicos de nivel profesional.</w:t>
-            </w:r>
+              <w:t xml:space="preserve">El proyecto se relaciona con mis intereses profesionales en desarrollo de software, automatización, inteligencia artificial e integración de sistemas. </w:t>
+            </w:r>
+            <w:proofErr w:type="spellStart"/>
             <w:r>
               <w:rPr>
                 <w:rFonts w:ascii="Arial" w:hAnsi="Arial"/>
                 <w:sz w:val="16"/>
               </w:rPr>
+              <w:t>WellQ</w:t>
+            </w:r>
+            <w:proofErr w:type="spellEnd"/>
+            <w:r>
+              <w:rPr>
+                <w:rFonts w:ascii="Arial" w:hAnsi="Arial"/>
+                <w:sz w:val="16"/>
+              </w:rPr>
+              <w:t xml:space="preserve"> permite aplicar estas áreas en una necesidad concreta y con requerimientos técnicos de nivel profesional.</w:t>
+            </w:r>
+            <w:r>
+              <w:rPr>
+                <w:rFonts w:ascii="Arial" w:hAnsi="Arial"/>
+                <w:sz w:val="16"/>
+              </w:rPr>
               <w:br/>
             </w:r>
             <w:r>
@@ -1461,7 +1689,39 @@
                 <w:sz w:val="16"/>
               </w:rPr>
               <w:br/>
-              <w:t>Su desarrollo contribuirá a fortalecer mis capacidades en arquitectura de software, APIs, servicios cloud, seguridad, trabajo con IA y desarrollo colaborativo mediante Git, acercándome a proyectos de automatización y construcción de soluciones informáticas de mayor complejidad.</w:t>
+              <w:t xml:space="preserve">Su desarrollo contribuirá a fortalecer mis capacidades en arquitectura de software, </w:t>
+            </w:r>
+            <w:proofErr w:type="spellStart"/>
+            <w:r>
+              <w:rPr>
+                <w:rFonts w:ascii="Arial" w:hAnsi="Arial"/>
+                <w:sz w:val="16"/>
+              </w:rPr>
+              <w:t>APIs</w:t>
+            </w:r>
+            <w:proofErr w:type="spellEnd"/>
+            <w:r>
+              <w:rPr>
+                <w:rFonts w:ascii="Arial" w:hAnsi="Arial"/>
+                <w:sz w:val="16"/>
+              </w:rPr>
+              <w:t xml:space="preserve">, servicios </w:t>
+            </w:r>
+            <w:proofErr w:type="spellStart"/>
+            <w:r>
+              <w:rPr>
+                <w:rFonts w:ascii="Arial" w:hAnsi="Arial"/>
+                <w:sz w:val="16"/>
+              </w:rPr>
+              <w:t>cloud</w:t>
+            </w:r>
+            <w:proofErr w:type="spellEnd"/>
+            <w:r>
+              <w:rPr>
+                <w:rFonts w:ascii="Arial" w:hAnsi="Arial"/>
+                <w:sz w:val="16"/>
+              </w:rPr>
+              <w:t>, seguridad, trabajo con IA y desarrollo colaborativo mediante Git, acercándome a proyectos de automatización y construcción de soluciones informáticas de mayor complejidad.</w:t>
             </w:r>
           </w:p>
         </w:tc>
@@ -1506,13 +1766,61 @@
                 <w:rFonts w:ascii="Arial" w:hAnsi="Arial"/>
                 <w:sz w:val="16"/>
               </w:rPr>
-              <w:t>El proyecto es factible dentro del semestre si se ejecuta como un MVP incremental y se controla el alcance. El equipo está conformado por tres estudiantes, lo que permite distribuir actividades de análisis, arquitectura, desarrollo, integración, documentación y pruebas en paralelo. Además, ya se dispone de especificaciones de endpoints, antecedentes técnicos y estándares de arquitectura de WellQ/Alloxentric.</w:t>
-            </w:r>
+              <w:t xml:space="preserve">El proyecto es factible dentro del semestre si se ejecuta como un MVP incremental y se controla el alcance. El equipo está conformado por tres estudiantes, lo que permite distribuir actividades de análisis, arquitectura, desarrollo, integración, documentación y pruebas en paralelo. Además, ya se dispone de especificaciones de </w:t>
+            </w:r>
+            <w:proofErr w:type="spellStart"/>
             <w:r>
               <w:rPr>
                 <w:rFonts w:ascii="Arial" w:hAnsi="Arial"/>
                 <w:sz w:val="16"/>
               </w:rPr>
+              <w:t>endpoints</w:t>
+            </w:r>
+            <w:proofErr w:type="spellEnd"/>
+            <w:r>
+              <w:rPr>
+                <w:rFonts w:ascii="Arial" w:hAnsi="Arial"/>
+                <w:sz w:val="16"/>
+              </w:rPr>
+              <w:t xml:space="preserve">, antecedentes técnicos y estándares de arquitectura de </w:t>
+            </w:r>
+            <w:proofErr w:type="spellStart"/>
+            <w:r>
+              <w:rPr>
+                <w:rFonts w:ascii="Arial" w:hAnsi="Arial"/>
+                <w:sz w:val="16"/>
+              </w:rPr>
+              <w:t>WellQ</w:t>
+            </w:r>
+            <w:proofErr w:type="spellEnd"/>
+            <w:r>
+              <w:rPr>
+                <w:rFonts w:ascii="Arial" w:hAnsi="Arial"/>
+                <w:sz w:val="16"/>
+              </w:rPr>
+              <w:t>/</w:t>
+            </w:r>
+            <w:proofErr w:type="spellStart"/>
+            <w:r>
+              <w:rPr>
+                <w:rFonts w:ascii="Arial" w:hAnsi="Arial"/>
+                <w:sz w:val="16"/>
+              </w:rPr>
+              <w:t>Alloxentric</w:t>
+            </w:r>
+            <w:proofErr w:type="spellEnd"/>
+            <w:r>
+              <w:rPr>
+                <w:rFonts w:ascii="Arial" w:hAnsi="Arial"/>
+                <w:sz w:val="16"/>
+              </w:rPr>
+              <w:t>.</w:t>
+            </w:r>
+            <w:r>
+              <w:rPr>
+                <w:rFonts w:ascii="Arial" w:hAnsi="Arial"/>
+                <w:sz w:val="16"/>
+              </w:rPr>
               <w:br/>
             </w:r>
             <w:r>
@@ -1521,7 +1829,55 @@
                 <w:sz w:val="16"/>
               </w:rPr>
               <w:br/>
-              <w:t>Recursos principales: Git/GitHub, entornos de desarrollo, FastAPI/Python, tecnologías web y móvil, base de datos, almacenamiento cloud y servicios de IA. Como facilitadores se consideran la documentación previa, el trabajo colaborativo y las revisiones periódicas con stakeholders. Entre los riesgos se encuentran la disponibilidad de infraestructura, cambios de alcance, acceso a servicios externos, validación clínica y tratamiento de datos sensibles. Para mitigarlos se utilizarán datos ficticios o anonimizados, desarrollo por iteraciones, pruebas tempranas, documentación de decisiones y priorización de funcionalidades críticas.</w:t>
+              <w:t xml:space="preserve">Recursos principales: Git/GitHub, entornos de desarrollo, </w:t>
+            </w:r>
+            <w:proofErr w:type="spellStart"/>
+            <w:r>
+              <w:rPr>
+                <w:rFonts w:ascii="Arial" w:hAnsi="Arial"/>
+                <w:sz w:val="16"/>
+              </w:rPr>
+              <w:t>FastAPI</w:t>
+            </w:r>
+            <w:proofErr w:type="spellEnd"/>
+            <w:r>
+              <w:rPr>
+                <w:rFonts w:ascii="Arial" w:hAnsi="Arial"/>
+                <w:sz w:val="16"/>
+              </w:rPr>
+              <w:t xml:space="preserve">/Python, tecnologías web y móvil, base de datos, almacenamiento </w:t>
+            </w:r>
+            <w:proofErr w:type="spellStart"/>
+            <w:r>
+              <w:rPr>
+                <w:rFonts w:ascii="Arial" w:hAnsi="Arial"/>
+                <w:sz w:val="16"/>
+              </w:rPr>
+              <w:t>cloud</w:t>
+            </w:r>
+            <w:proofErr w:type="spellEnd"/>
+            <w:r>
+              <w:rPr>
+                <w:rFonts w:ascii="Arial" w:hAnsi="Arial"/>
+                <w:sz w:val="16"/>
+              </w:rPr>
+              <w:t xml:space="preserve"> y servicios de IA. Como facilitadores se consideran la documentación previa, el trabajo colaborativo y las revisiones periódicas con </w:t>
+            </w:r>
+            <w:proofErr w:type="spellStart"/>
+            <w:r>
+              <w:rPr>
+                <w:rFonts w:ascii="Arial" w:hAnsi="Arial"/>
+                <w:sz w:val="16"/>
+              </w:rPr>
+              <w:t>stakeholders</w:t>
+            </w:r>
+            <w:proofErr w:type="spellEnd"/>
+            <w:r>
+              <w:rPr>
+                <w:rFonts w:ascii="Arial" w:hAnsi="Arial"/>
+                <w:sz w:val="16"/>
+              </w:rPr>
+              <w:t>. Entre los riesgos se encuentran la disponibilidad de infraestructura, cambios de alcance, acceso a servicios externos, validación clínica y tratamiento de datos sensibles. Para mitigarlos se utilizarán datos ficticios o anonimizados, desarrollo por iteraciones, pruebas tempranas, documentación de decisiones y priorización de funcionalidades críticas.</w:t>
             </w:r>
           </w:p>
         </w:tc>
@@ -1738,7 +2094,23 @@
                 <w:rFonts w:ascii="Arial" w:hAnsi="Arial"/>
                 <w:sz w:val="18"/>
               </w:rPr>
-              <w:t>Diseñar e implementar un prototipo funcional para WellQ que permita cargar, procesar y transformar exámenes médicos en información estructurada y trazable mediante servicios de software e inteligencia artificial, facilitando su consulta y revisión por profesionales autorizados.</w:t>
+              <w:t xml:space="preserve">Diseñar e implementar un prototipo funcional para </w:t>
+            </w:r>
+            <w:proofErr w:type="spellStart"/>
+            <w:r>
+              <w:rPr>
+                <w:rFonts w:ascii="Arial" w:hAnsi="Arial"/>
+                <w:sz w:val="18"/>
+              </w:rPr>
+              <w:t>WellQ</w:t>
+            </w:r>
+            <w:proofErr w:type="spellEnd"/>
+            <w:r>
+              <w:rPr>
+                <w:rFonts w:ascii="Arial" w:hAnsi="Arial"/>
+                <w:sz w:val="18"/>
+              </w:rPr>
+              <w:t xml:space="preserve"> que permita cargar, procesar y transformar exámenes médicos en información estructurada y trazable mediante servicios de software e inteligencia artificial, facilitando su consulta y revisión por profesionales autorizados.</w:t>
             </w:r>
           </w:p>
         </w:tc>
@@ -1798,7 +2170,23 @@
                 <w:rFonts w:ascii="Arial" w:hAnsi="Arial"/>
                 <w:sz w:val="17"/>
               </w:rPr>
-              <w:t>• Analizar y documentar los requerimientos funcionales, no funcionales, técnicos y de seguridad del módulo de exámenes médicos de WellQ.</w:t>
+              <w:t xml:space="preserve">• Analizar y documentar los requerimientos funcionales, no funcionales, técnicos y de seguridad del módulo de exámenes médicos de </w:t>
+            </w:r>
+            <w:proofErr w:type="spellStart"/>
+            <w:r>
+              <w:rPr>
+                <w:rFonts w:ascii="Arial" w:hAnsi="Arial"/>
+                <w:sz w:val="17"/>
+              </w:rPr>
+              <w:t>WellQ</w:t>
+            </w:r>
+            <w:proofErr w:type="spellEnd"/>
+            <w:r>
+              <w:rPr>
+                <w:rFonts w:ascii="Arial" w:hAnsi="Arial"/>
+                <w:sz w:val="17"/>
+              </w:rPr>
+              <w:t>.</w:t>
             </w:r>
           </w:p>
           <w:p>
@@ -1811,7 +2199,23 @@
                 <w:rFonts w:ascii="Arial" w:hAnsi="Arial"/>
                 <w:sz w:val="17"/>
               </w:rPr>
-              <w:t>• Diseñar una arquitectura API-First que integre aplicación, backend, almacenamiento, procesamiento mediante IA y portal clínico.</w:t>
+              <w:t xml:space="preserve">• Diseñar una arquitectura API-First que integre aplicación, </w:t>
+            </w:r>
+            <w:proofErr w:type="spellStart"/>
+            <w:r>
+              <w:rPr>
+                <w:rFonts w:ascii="Arial" w:hAnsi="Arial"/>
+                <w:sz w:val="17"/>
+              </w:rPr>
+              <w:t>backend</w:t>
+            </w:r>
+            <w:proofErr w:type="spellEnd"/>
+            <w:r>
+              <w:rPr>
+                <w:rFonts w:ascii="Arial" w:hAnsi="Arial"/>
+                <w:sz w:val="17"/>
+              </w:rPr>
+              <w:t>, almacenamiento, procesamiento mediante IA y portal clínico.</w:t>
             </w:r>
           </w:p>
           <w:p>
@@ -1863,7 +2267,23 @@
                 <w:rFonts w:ascii="Arial" w:hAnsi="Arial"/>
                 <w:sz w:val="17"/>
               </w:rPr>
-              <w:t>• Validar el funcionamiento, la seguridad y la integración de la solución mediante pruebas funcionales, de integración y escenarios end-to-end.</w:t>
+              <w:t xml:space="preserve">• Validar el funcionamiento, la seguridad y la integración de la solución mediante pruebas funcionales, de integración y escenarios </w:t>
+            </w:r>
+            <w:proofErr w:type="spellStart"/>
+            <w:r>
+              <w:rPr>
+                <w:rFonts w:ascii="Arial" w:hAnsi="Arial"/>
+                <w:sz w:val="17"/>
+              </w:rPr>
+              <w:t>end-to-end</w:t>
+            </w:r>
+            <w:proofErr w:type="spellEnd"/>
+            <w:r>
+              <w:rPr>
+                <w:rFonts w:ascii="Arial" w:hAnsi="Arial"/>
+                <w:sz w:val="17"/>
+              </w:rPr>
+              <w:t>.</w:t>
             </w:r>
           </w:p>
         </w:tc>
@@ -2108,31 +2528,143 @@
                 <w:sz w:val="15"/>
               </w:rPr>
               <w:br/>
-              <w:t>1. Levantamiento y análisis: revisión de antecedentes de WellQ/Alloxentric, definición de alcance, requerimientos funcionales y no funcionales, historias de usuario, riesgos y criterios de aceptación.</w:t>
-            </w:r>
+              <w:t xml:space="preserve">1. Levantamiento y análisis: revisión de antecedentes de </w:t>
+            </w:r>
+            <w:proofErr w:type="spellStart"/>
             <w:r>
               <w:rPr>
                 <w:rFonts w:ascii="Arial" w:hAnsi="Arial"/>
                 <w:sz w:val="15"/>
               </w:rPr>
+              <w:t>WellQ</w:t>
+            </w:r>
+            <w:proofErr w:type="spellEnd"/>
+            <w:r>
+              <w:rPr>
+                <w:rFonts w:ascii="Arial" w:hAnsi="Arial"/>
+                <w:sz w:val="15"/>
+              </w:rPr>
+              <w:t>/</w:t>
+            </w:r>
+            <w:proofErr w:type="spellStart"/>
+            <w:r>
+              <w:rPr>
+                <w:rFonts w:ascii="Arial" w:hAnsi="Arial"/>
+                <w:sz w:val="15"/>
+              </w:rPr>
+              <w:t>Alloxentric</w:t>
+            </w:r>
+            <w:proofErr w:type="spellEnd"/>
+            <w:r>
+              <w:rPr>
+                <w:rFonts w:ascii="Arial" w:hAnsi="Arial"/>
+                <w:sz w:val="15"/>
+              </w:rPr>
+              <w:t>, definición de alcance, requerimientos funcionales y no funcionales, historias de usuario, riesgos y criterios de aceptación.</w:t>
+            </w:r>
+            <w:r>
+              <w:rPr>
+                <w:rFonts w:ascii="Arial" w:hAnsi="Arial"/>
+                <w:sz w:val="15"/>
+              </w:rPr>
               <w:br/>
-              <w:t>2. Diseño técnico: definición de arquitectura API-First, componentes, modelo de datos, contratos de API, seguridad, RBAC, multi-tenancy, feature gating, auditoría y estrategia de integración.</w:t>
-            </w:r>
+              <w:t>2. Diseño técnico: definición de arquitectura API-First, componentes, modelo de datos, contratos de API, seguridad, RBAC, multi-</w:t>
+            </w:r>
+            <w:proofErr w:type="spellStart"/>
             <w:r>
               <w:rPr>
                 <w:rFonts w:ascii="Arial" w:hAnsi="Arial"/>
                 <w:sz w:val="15"/>
               </w:rPr>
+              <w:t>tenancy</w:t>
+            </w:r>
+            <w:proofErr w:type="spellEnd"/>
+            <w:r>
+              <w:rPr>
+                <w:rFonts w:ascii="Arial" w:hAnsi="Arial"/>
+                <w:sz w:val="15"/>
+              </w:rPr>
+              <w:t xml:space="preserve">, </w:t>
+            </w:r>
+            <w:proofErr w:type="spellStart"/>
+            <w:r>
+              <w:rPr>
+                <w:rFonts w:ascii="Arial" w:hAnsi="Arial"/>
+                <w:sz w:val="15"/>
+              </w:rPr>
+              <w:t>feature</w:t>
+            </w:r>
+            <w:proofErr w:type="spellEnd"/>
+            <w:r>
+              <w:rPr>
+                <w:rFonts w:ascii="Arial" w:hAnsi="Arial"/>
+                <w:sz w:val="15"/>
+              </w:rPr>
+              <w:t xml:space="preserve"> </w:t>
+            </w:r>
+            <w:proofErr w:type="spellStart"/>
+            <w:r>
+              <w:rPr>
+                <w:rFonts w:ascii="Arial" w:hAnsi="Arial"/>
+                <w:sz w:val="15"/>
+              </w:rPr>
+              <w:t>gating</w:t>
+            </w:r>
+            <w:proofErr w:type="spellEnd"/>
+            <w:r>
+              <w:rPr>
+                <w:rFonts w:ascii="Arial" w:hAnsi="Arial"/>
+                <w:sz w:val="15"/>
+              </w:rPr>
+              <w:t>, auditoría y estrategia de integración.</w:t>
+            </w:r>
+            <w:r>
+              <w:rPr>
+                <w:rFonts w:ascii="Arial" w:hAnsi="Arial"/>
+                <w:sz w:val="15"/>
+              </w:rPr>
               <w:br/>
-              <w:t>3. Desarrollo incremental: implementación paralela de backend, interfaces y servicios de procesamiento, utilizando Git/GitHub con ramas de trabajo y revisiones antes de integrar cambios.</w:t>
-            </w:r>
+              <w:t xml:space="preserve">3. Desarrollo incremental: implementación paralela de </w:t>
+            </w:r>
+            <w:proofErr w:type="spellStart"/>
             <w:r>
               <w:rPr>
                 <w:rFonts w:ascii="Arial" w:hAnsi="Arial"/>
                 <w:sz w:val="15"/>
               </w:rPr>
+              <w:t>backend</w:t>
+            </w:r>
+            <w:proofErr w:type="spellEnd"/>
+            <w:r>
+              <w:rPr>
+                <w:rFonts w:ascii="Arial" w:hAnsi="Arial"/>
+                <w:sz w:val="15"/>
+              </w:rPr>
+              <w:t>, interfaces y servicios de procesamiento, utilizando Git/GitHub con ramas de trabajo y revisiones antes de integrar cambios.</w:t>
+            </w:r>
+            <w:r>
+              <w:rPr>
+                <w:rFonts w:ascii="Arial" w:hAnsi="Arial"/>
+                <w:sz w:val="15"/>
+              </w:rPr>
               <w:br/>
-              <w:t>4. Integración y pruebas: ejecución de pruebas unitarias, de contrato, integración, autorización y escenarios end-to-end, corrigiendo hallazgos antes del cierre.</w:t>
+              <w:t xml:space="preserve">4. Integración y pruebas: ejecución de pruebas unitarias, de contrato, integración, autorización y escenarios </w:t>
+            </w:r>
+            <w:proofErr w:type="spellStart"/>
+            <w:r>
+              <w:rPr>
+                <w:rFonts w:ascii="Arial" w:hAnsi="Arial"/>
+                <w:sz w:val="15"/>
+              </w:rPr>
+              <w:t>end-to-end</w:t>
+            </w:r>
+            <w:proofErr w:type="spellEnd"/>
+            <w:r>
+              <w:rPr>
+                <w:rFonts w:ascii="Arial" w:hAnsi="Arial"/>
+                <w:sz w:val="15"/>
+              </w:rPr>
+              <w:t>, corrigiendo hallazgos antes del cierre.</w:t>
             </w:r>
             <w:r>
               <w:rPr>
@@ -2673,7 +3205,55 @@
                 <w:rFonts w:ascii="Arial" w:hAnsi="Arial"/>
                 <w:sz w:val="19"/>
               </w:rPr>
-              <w:t>Diagramas de componentes, modelo de datos, contratos de API, decisiones de seguridad, multi-tenancy, RBAC, feature gating y auditoría.</w:t>
+              <w:t>Diagramas de componentes, modelo de datos, contratos de API, decisiones de seguridad, multi-</w:t>
+            </w:r>
+            <w:proofErr w:type="spellStart"/>
+            <w:r>
+              <w:rPr>
+                <w:rFonts w:ascii="Arial" w:hAnsi="Arial"/>
+                <w:sz w:val="19"/>
+              </w:rPr>
+              <w:t>tenancy</w:t>
+            </w:r>
+            <w:proofErr w:type="spellEnd"/>
+            <w:r>
+              <w:rPr>
+                <w:rFonts w:ascii="Arial" w:hAnsi="Arial"/>
+                <w:sz w:val="19"/>
+              </w:rPr>
+              <w:t xml:space="preserve">, RBAC, </w:t>
+            </w:r>
+            <w:proofErr w:type="spellStart"/>
+            <w:r>
+              <w:rPr>
+                <w:rFonts w:ascii="Arial" w:hAnsi="Arial"/>
+                <w:sz w:val="19"/>
+              </w:rPr>
+              <w:t>feature</w:t>
+            </w:r>
+            <w:proofErr w:type="spellEnd"/>
+            <w:r>
+              <w:rPr>
+                <w:rFonts w:ascii="Arial" w:hAnsi="Arial"/>
+                <w:sz w:val="19"/>
+              </w:rPr>
+              <w:t xml:space="preserve"> </w:t>
+            </w:r>
+            <w:proofErr w:type="spellStart"/>
+            <w:r>
+              <w:rPr>
+                <w:rFonts w:ascii="Arial" w:hAnsi="Arial"/>
+                <w:sz w:val="19"/>
+              </w:rPr>
+              <w:t>gating</w:t>
+            </w:r>
+            <w:proofErr w:type="spellEnd"/>
+            <w:r>
+              <w:rPr>
+                <w:rFonts w:ascii="Arial" w:hAnsi="Arial"/>
+                <w:sz w:val="19"/>
+              </w:rPr>
+              <w:t xml:space="preserve"> y auditoría.</w:t>
             </w:r>
           </w:p>
         </w:tc>
@@ -2775,7 +3355,23 @@
                 <w:rFonts w:ascii="Arial" w:hAnsi="Arial"/>
                 <w:sz w:val="19"/>
               </w:rPr>
-              <w:t>Primer flujo integrado de carga y gestión de exámenes con endpoints y persistencia básica.</w:t>
+              <w:t xml:space="preserve">Primer flujo integrado de carga y gestión de exámenes con </w:t>
+            </w:r>
+            <w:proofErr w:type="spellStart"/>
+            <w:r>
+              <w:rPr>
+                <w:rFonts w:ascii="Arial" w:hAnsi="Arial"/>
+                <w:sz w:val="19"/>
+              </w:rPr>
+              <w:t>endpoints</w:t>
+            </w:r>
+            <w:proofErr w:type="spellEnd"/>
+            <w:r>
+              <w:rPr>
+                <w:rFonts w:ascii="Arial" w:hAnsi="Arial"/>
+                <w:sz w:val="19"/>
+              </w:rPr>
+              <w:t xml:space="preserve"> y persistencia básica.</w:t>
             </w:r>
           </w:p>
         </w:tc>
@@ -2853,8 +3449,33 @@
                 <w:rFonts w:ascii="Arial" w:hAnsi="Arial"/>
                 <w:sz w:val="19"/>
               </w:rPr>
-              <w:t>MVP WellQ Medical Exams</w:t>
-            </w:r>
+              <w:t xml:space="preserve">MVP </w:t>
+            </w:r>
+            <w:proofErr w:type="spellStart"/>
+            <w:r>
+              <w:rPr>
+                <w:rFonts w:ascii="Arial" w:hAnsi="Arial"/>
+                <w:sz w:val="19"/>
+              </w:rPr>
+              <w:t>WellQ</w:t>
+            </w:r>
+            <w:proofErr w:type="spellEnd"/>
+            <w:r>
+              <w:rPr>
+                <w:rFonts w:ascii="Arial" w:hAnsi="Arial"/>
+                <w:sz w:val="19"/>
+              </w:rPr>
+              <w:t xml:space="preserve"> Medical </w:t>
+            </w:r>
+            <w:proofErr w:type="spellStart"/>
+            <w:r>
+              <w:rPr>
+                <w:rFonts w:ascii="Arial" w:hAnsi="Arial"/>
+                <w:sz w:val="19"/>
+              </w:rPr>
+              <w:t>Exams</w:t>
+            </w:r>
+            <w:proofErr w:type="spellEnd"/>
           </w:p>
         </w:tc>
         <w:tc>
@@ -2978,7 +3599,23 @@
                 <w:rFonts w:ascii="Arial" w:hAnsi="Arial"/>
                 <w:sz w:val="19"/>
               </w:rPr>
-              <w:t>Resultados de pruebas funcionales, integración, seguridad, autorización y escenarios end-to-end.</w:t>
+              <w:t xml:space="preserve">Resultados de pruebas funcionales, integración, seguridad, autorización y escenarios </w:t>
+            </w:r>
+            <w:proofErr w:type="spellStart"/>
+            <w:r>
+              <w:rPr>
+                <w:rFonts w:ascii="Arial" w:hAnsi="Arial"/>
+                <w:sz w:val="19"/>
+              </w:rPr>
+              <w:t>end-to-end</w:t>
+            </w:r>
+            <w:proofErr w:type="spellEnd"/>
+            <w:r>
+              <w:rPr>
+                <w:rFonts w:ascii="Arial" w:hAnsi="Arial"/>
+                <w:sz w:val="19"/>
+              </w:rPr>
+              <w:t>.</w:t>
             </w:r>
           </w:p>
         </w:tc>
@@ -3079,7 +3716,23 @@
                 <w:rFonts w:ascii="Arial" w:hAnsi="Arial"/>
                 <w:sz w:val="19"/>
               </w:rPr>
-              <w:t>Arquitectura final, APIs, decisiones técnicas, resultados, conclusiones y demostración del sistema.</w:t>
+              <w:t xml:space="preserve">Arquitectura final, </w:t>
+            </w:r>
+            <w:proofErr w:type="spellStart"/>
+            <w:r>
+              <w:rPr>
+                <w:rFonts w:ascii="Arial" w:hAnsi="Arial"/>
+                <w:sz w:val="19"/>
+              </w:rPr>
+              <w:t>APIs</w:t>
+            </w:r>
+            <w:proofErr w:type="spellEnd"/>
+            <w:r>
+              <w:rPr>
+                <w:rFonts w:ascii="Arial" w:hAnsi="Arial"/>
+                <w:sz w:val="19"/>
+              </w:rPr>
+              <w:t>, decisiones técnicas, resultados, conclusiones y demostración del sistema.</w:t>
             </w:r>
           </w:p>
         </w:tc>
@@ -3657,7 +4310,23 @@
                 <w:rFonts w:ascii="Arial" w:hAnsi="Arial"/>
                 <w:sz w:val="17"/>
               </w:rPr>
-              <w:t>Analizar antecedentes, stakeholders, alcance, RF/RNF, historias de usuario y criterios de aceptación.</w:t>
+              <w:t xml:space="preserve">Analizar antecedentes, </w:t>
+            </w:r>
+            <w:proofErr w:type="spellStart"/>
+            <w:r>
+              <w:rPr>
+                <w:rFonts w:ascii="Arial" w:hAnsi="Arial"/>
+                <w:sz w:val="17"/>
+              </w:rPr>
+              <w:t>stakeholders</w:t>
+            </w:r>
+            <w:proofErr w:type="spellEnd"/>
+            <w:r>
+              <w:rPr>
+                <w:rFonts w:ascii="Arial" w:hAnsi="Arial"/>
+                <w:sz w:val="17"/>
+              </w:rPr>
+              <w:t>, alcance, RF/RNF, historias de usuario y criterios de aceptación.</w:t>
             </w:r>
           </w:p>
         </w:tc>
@@ -3681,7 +4350,23 @@
                 <w:rFonts w:ascii="Arial" w:hAnsi="Arial"/>
                 <w:sz w:val="17"/>
               </w:rPr>
-              <w:t>Documentos WellQ, reuniones, IEEE 830, GitHub</w:t>
+              <w:t xml:space="preserve">Documentos </w:t>
+            </w:r>
+            <w:proofErr w:type="spellStart"/>
+            <w:r>
+              <w:rPr>
+                <w:rFonts w:ascii="Arial" w:hAnsi="Arial"/>
+                <w:sz w:val="17"/>
+              </w:rPr>
+              <w:t>WellQ</w:t>
+            </w:r>
+            <w:proofErr w:type="spellEnd"/>
+            <w:r>
+              <w:rPr>
+                <w:rFonts w:ascii="Arial" w:hAnsi="Arial"/>
+                <w:sz w:val="17"/>
+              </w:rPr>
+              <w:t>, reuniones, IEEE 830, GitHub</w:t>
             </w:r>
           </w:p>
         </w:tc>
@@ -3773,7 +4458,23 @@
                 <w:rFonts w:ascii="Arial" w:hAnsi="Arial"/>
                 <w:sz w:val="17"/>
               </w:rPr>
-              <w:t>Requiere validación periódica con stakeholders y control de alcance.</w:t>
+              <w:t xml:space="preserve">Requiere validación periódica con </w:t>
+            </w:r>
+            <w:proofErr w:type="spellStart"/>
+            <w:r>
+              <w:rPr>
+                <w:rFonts w:ascii="Arial" w:hAnsi="Arial"/>
+                <w:sz w:val="17"/>
+              </w:rPr>
+              <w:t>stakeholders</w:t>
+            </w:r>
+            <w:proofErr w:type="spellEnd"/>
+            <w:r>
+              <w:rPr>
+                <w:rFonts w:ascii="Arial" w:hAnsi="Arial"/>
+                <w:sz w:val="17"/>
+              </w:rPr>
+              <w:t xml:space="preserve"> y control de alcance.</w:t>
             </w:r>
           </w:p>
         </w:tc>
@@ -3852,7 +4553,71 @@
                 <w:rFonts w:ascii="Arial" w:hAnsi="Arial"/>
                 <w:sz w:val="17"/>
               </w:rPr>
-              <w:t>Definir componentes, APIs, datos, seguridad, multi-tenancy, RBAC, feature gating y auditoría.</w:t>
+              <w:t xml:space="preserve">Definir componentes, </w:t>
+            </w:r>
+            <w:proofErr w:type="spellStart"/>
+            <w:r>
+              <w:rPr>
+                <w:rFonts w:ascii="Arial" w:hAnsi="Arial"/>
+                <w:sz w:val="17"/>
+              </w:rPr>
+              <w:t>APIs</w:t>
+            </w:r>
+            <w:proofErr w:type="spellEnd"/>
+            <w:r>
+              <w:rPr>
+                <w:rFonts w:ascii="Arial" w:hAnsi="Arial"/>
+                <w:sz w:val="17"/>
+              </w:rPr>
+              <w:t>, datos, seguridad, multi-</w:t>
+            </w:r>
+            <w:proofErr w:type="spellStart"/>
+            <w:r>
+              <w:rPr>
+                <w:rFonts w:ascii="Arial" w:hAnsi="Arial"/>
+                <w:sz w:val="17"/>
+              </w:rPr>
+              <w:t>tenancy</w:t>
+            </w:r>
+            <w:proofErr w:type="spellEnd"/>
+            <w:r>
+              <w:rPr>
+                <w:rFonts w:ascii="Arial" w:hAnsi="Arial"/>
+                <w:sz w:val="17"/>
+              </w:rPr>
+              <w:t xml:space="preserve">, RBAC, </w:t>
+            </w:r>
+            <w:proofErr w:type="spellStart"/>
+            <w:r>
+              <w:rPr>
+                <w:rFonts w:ascii="Arial" w:hAnsi="Arial"/>
+                <w:sz w:val="17"/>
+              </w:rPr>
+              <w:t>feature</w:t>
+            </w:r>
+            <w:proofErr w:type="spellEnd"/>
+            <w:r>
+              <w:rPr>
+                <w:rFonts w:ascii="Arial" w:hAnsi="Arial"/>
+                <w:sz w:val="17"/>
+              </w:rPr>
+              <w:t xml:space="preserve"> </w:t>
+            </w:r>
+            <w:proofErr w:type="spellStart"/>
+            <w:r>
+              <w:rPr>
+                <w:rFonts w:ascii="Arial" w:hAnsi="Arial"/>
+                <w:sz w:val="17"/>
+              </w:rPr>
+              <w:t>gating</w:t>
+            </w:r>
+            <w:proofErr w:type="spellEnd"/>
+            <w:r>
+              <w:rPr>
+                <w:rFonts w:ascii="Arial" w:hAnsi="Arial"/>
+                <w:sz w:val="17"/>
+              </w:rPr>
+              <w:t xml:space="preserve"> y auditoría.</w:t>
             </w:r>
           </w:p>
         </w:tc>
@@ -4226,7 +4991,23 @@
                 <w:rFonts w:ascii="Arial" w:hAnsi="Arial"/>
                 <w:sz w:val="17"/>
               </w:rPr>
-              <w:t>Implementar endpoints, estados de carga, persistencia, acceso seguro e idempotencia.</w:t>
+              <w:t xml:space="preserve">Implementar </w:t>
+            </w:r>
+            <w:proofErr w:type="spellStart"/>
+            <w:r>
+              <w:rPr>
+                <w:rFonts w:ascii="Arial" w:hAnsi="Arial"/>
+                <w:sz w:val="17"/>
+              </w:rPr>
+              <w:t>endpoints</w:t>
+            </w:r>
+            <w:proofErr w:type="spellEnd"/>
+            <w:r>
+              <w:rPr>
+                <w:rFonts w:ascii="Arial" w:hAnsi="Arial"/>
+                <w:sz w:val="17"/>
+              </w:rPr>
+              <w:t>, estados de carga, persistencia, acceso seguro e idempotencia.</w:t>
             </w:r>
           </w:p>
         </w:tc>
@@ -4245,13 +5026,31 @@
             <w:pPr>
               <w:spacing w:after="0" w:line="240" w:lineRule="auto"/>
             </w:pPr>
-            <w:r>
-              <w:rPr>
-                <w:rFonts w:ascii="Arial" w:hAnsi="Arial"/>
-                <w:sz w:val="17"/>
-              </w:rPr>
-              <w:t>FastAPI/Python, BD, almacenamiento cloud</w:t>
-            </w:r>
+            <w:proofErr w:type="spellStart"/>
+            <w:r>
+              <w:rPr>
+                <w:rFonts w:ascii="Arial" w:hAnsi="Arial"/>
+                <w:sz w:val="17"/>
+              </w:rPr>
+              <w:t>FastAPI</w:t>
+            </w:r>
+            <w:proofErr w:type="spellEnd"/>
+            <w:r>
+              <w:rPr>
+                <w:rFonts w:ascii="Arial" w:hAnsi="Arial"/>
+                <w:sz w:val="17"/>
+              </w:rPr>
+              <w:t xml:space="preserve">/Python, BD, almacenamiento </w:t>
+            </w:r>
+            <w:proofErr w:type="spellStart"/>
+            <w:r>
+              <w:rPr>
+                <w:rFonts w:ascii="Arial" w:hAnsi="Arial"/>
+                <w:sz w:val="17"/>
+              </w:rPr>
+              <w:t>cloud</w:t>
+            </w:r>
+            <w:proofErr w:type="spellEnd"/>
           </w:p>
         </w:tc>
         <w:tc>
@@ -4328,7 +5127,23 @@
                 <w:rFonts w:ascii="Arial" w:hAnsi="Arial"/>
                 <w:sz w:val="17"/>
               </w:rPr>
-              <w:t>Existe especificación técnica previa de endpoints.</w:t>
+              <w:t xml:space="preserve">Existe especificación técnica previa de </w:t>
+            </w:r>
+            <w:proofErr w:type="spellStart"/>
+            <w:r>
+              <w:rPr>
+                <w:rFonts w:ascii="Arial" w:hAnsi="Arial"/>
+                <w:sz w:val="17"/>
+              </w:rPr>
+              <w:t>endpoints</w:t>
+            </w:r>
+            <w:proofErr w:type="spellEnd"/>
+            <w:r>
+              <w:rPr>
+                <w:rFonts w:ascii="Arial" w:hAnsi="Arial"/>
+                <w:sz w:val="17"/>
+              </w:rPr>
+              <w:t>.</w:t>
             </w:r>
           </w:p>
         </w:tc>
@@ -4425,12 +5240,21 @@
             <w:pPr>
               <w:spacing w:after="0" w:line="240" w:lineRule="auto"/>
             </w:pPr>
-            <w:r>
-              <w:rPr>
-                <w:rFonts w:ascii="Arial" w:hAnsi="Arial"/>
-                <w:sz w:val="17"/>
-              </w:rPr>
-              <w:t>Flutter/tecnología definida, API, Git</w:t>
+            <w:proofErr w:type="spellStart"/>
+            <w:r>
+              <w:rPr>
+                <w:rFonts w:ascii="Arial" w:hAnsi="Arial"/>
+                <w:sz w:val="17"/>
+              </w:rPr>
+              <w:t>Flutter</w:t>
+            </w:r>
+            <w:proofErr w:type="spellEnd"/>
+            <w:r>
+              <w:rPr>
+                <w:rFonts w:ascii="Arial" w:hAnsi="Arial"/>
+                <w:sz w:val="17"/>
+              </w:rPr>
+              <w:t>/tecnología definida, API, Git</w:t>
             </w:r>
           </w:p>
         </w:tc>
@@ -4508,7 +5332,23 @@
                 <w:rFonts w:ascii="Arial" w:hAnsi="Arial"/>
                 <w:sz w:val="17"/>
               </w:rPr>
-              <w:t>Debe integrarse progresivamente con backend.</w:t>
+              <w:t xml:space="preserve">Debe integrarse progresivamente con </w:t>
+            </w:r>
+            <w:proofErr w:type="spellStart"/>
+            <w:r>
+              <w:rPr>
+                <w:rFonts w:ascii="Arial" w:hAnsi="Arial"/>
+                <w:sz w:val="17"/>
+              </w:rPr>
+              <w:t>backend</w:t>
+            </w:r>
+            <w:proofErr w:type="spellEnd"/>
+            <w:r>
+              <w:rPr>
+                <w:rFonts w:ascii="Arial" w:hAnsi="Arial"/>
+                <w:sz w:val="17"/>
+              </w:rPr>
+              <w:t>.</w:t>
             </w:r>
           </w:p>
         </w:tc>
@@ -4610,7 +5450,23 @@
                 <w:rFonts w:ascii="Arial" w:hAnsi="Arial"/>
                 <w:sz w:val="17"/>
               </w:rPr>
-              <w:t>Servicio IA, Python, dataset de prueba</w:t>
+              <w:t xml:space="preserve">Servicio IA, Python, </w:t>
+            </w:r>
+            <w:proofErr w:type="spellStart"/>
+            <w:r>
+              <w:rPr>
+                <w:rFonts w:ascii="Arial" w:hAnsi="Arial"/>
+                <w:sz w:val="17"/>
+              </w:rPr>
+              <w:t>dataset</w:t>
+            </w:r>
+            <w:proofErr w:type="spellEnd"/>
+            <w:r>
+              <w:rPr>
+                <w:rFonts w:ascii="Arial" w:hAnsi="Arial"/>
+                <w:sz w:val="17"/>
+              </w:rPr>
+              <w:t xml:space="preserve"> de prueba</w:t>
             </w:r>
           </w:p>
         </w:tc>
@@ -4785,12 +5641,21 @@
             <w:pPr>
               <w:spacing w:after="0" w:line="240" w:lineRule="auto"/>
             </w:pPr>
-            <w:r>
-              <w:rPr>
-                <w:rFonts w:ascii="Arial" w:hAnsi="Arial"/>
-                <w:sz w:val="17"/>
-              </w:rPr>
-              <w:t>Frontend, API, BD</w:t>
+            <w:proofErr w:type="spellStart"/>
+            <w:r>
+              <w:rPr>
+                <w:rFonts w:ascii="Arial" w:hAnsi="Arial"/>
+                <w:sz w:val="17"/>
+              </w:rPr>
+              <w:t>Frontend</w:t>
+            </w:r>
+            <w:proofErr w:type="spellEnd"/>
+            <w:r>
+              <w:rPr>
+                <w:rFonts w:ascii="Arial" w:hAnsi="Arial"/>
+                <w:sz w:val="17"/>
+              </w:rPr>
+              <w:t>, API, BD</w:t>
             </w:r>
           </w:p>
         </w:tc>
@@ -4965,12 +5830,21 @@
             <w:pPr>
               <w:spacing w:after="0" w:line="240" w:lineRule="auto"/>
             </w:pPr>
-            <w:r>
-              <w:rPr>
-                <w:rFonts w:ascii="Arial" w:hAnsi="Arial"/>
-                <w:sz w:val="17"/>
-              </w:rPr>
-              <w:t>Pytest/Postman, ambientes de prueba, GitHub</w:t>
+            <w:proofErr w:type="spellStart"/>
+            <w:r>
+              <w:rPr>
+                <w:rFonts w:ascii="Arial" w:hAnsi="Arial"/>
+                <w:sz w:val="17"/>
+              </w:rPr>
+              <w:t>Pytest</w:t>
+            </w:r>
+            <w:proofErr w:type="spellEnd"/>
+            <w:r>
+              <w:rPr>
+                <w:rFonts w:ascii="Arial" w:hAnsi="Arial"/>
+                <w:sz w:val="17"/>
+              </w:rPr>
+              <w:t>/Postman, ambientes de prueba, GitHub</w:t>
             </w:r>
           </w:p>
         </w:tc>
@@ -5143,8 +6017,17 @@
                 <w:rFonts w:ascii="Arial" w:hAnsi="Arial"/>
                 <w:sz w:val="17"/>
               </w:rPr>
-              <w:t>Word, GitHub, PowerPoint/Canva</w:t>
-            </w:r>
+              <w:t>Word, GitHub, PowerPoint/</w:t>
+            </w:r>
+            <w:proofErr w:type="spellStart"/>
+            <w:r>
+              <w:rPr>
+                <w:rFonts w:ascii="Arial" w:hAnsi="Arial"/>
+                <w:sz w:val="17"/>
+              </w:rPr>
+              <w:t>Canva</w:t>
+            </w:r>
+            <w:proofErr w:type="spellEnd"/>
           </w:p>
         </w:tc>
         <w:tc>
@@ -10824,7 +11707,7 @@
 </file>
 
 <file path=word/endnotes.xml><?xml version="1.0" encoding="utf-8"?>
-<w:endnotes xmlns:wpc="http://schemas.microsoft.com/office/word/2010/wordprocessingCanvas" xmlns:cx="http://schemas.microsoft.com/office/drawing/2014/chartex" xmlns:cx1="http://schemas.microsoft.com/office/drawing/2015/9/8/chartex" xmlns:cx2="http://schemas.microsoft.com/office/drawing/2015/10/21/chartex" xmlns:cx3="http://schemas.microsoft.com/office/drawing/2016/5/9/chartex" xmlns:cx4="http://schemas.microsoft.com/office/drawing/2016/5/10/chartex" xmlns:cx5="http://schemas.microsoft.com/office/drawing/2016/5/11/chartex" xmlns:cx6="http://schemas.microsoft.com/office/drawing/2016/5/12/chartex" xmlns:cx7="http://schemas.microsoft.com/office/drawing/2016/5/13/chartex" xmlns:cx8="http://schemas.microsoft.com/office/drawing/2016/5/14/chartex" xmlns:mc="http://schemas.openxmlformats.org/markup-compatibility/2006" xmlns:aink="http://schemas.microsoft.com/office/drawing/2016/ink" xmlns:am3d="http://schemas.microsoft.com/office/drawing/2017/model3d" xmlns:o="urn:schemas-microsoft-com:office:office" xmlns:oel="http://schemas.microsoft.com/office/2019/extlst" xmlns:r="http://schemas.openxmlformats.org/officeDocument/2006/relationships" xmlns:m="http://schemas.openxmlformats.org/officeDocument/2006/math" xmlns:v="urn:schemas-microsoft-com:vml" xmlns:wp14="http://schemas.microsoft.com/office/word/2010/wordprocessingDrawing" xmlns:wp="http://schemas.openxmlformats.org/drawingml/2006/wordprocessingDrawing" xmlns:w10="urn:schemas-microsoft-com:office:word" xmlns:w="http://schemas.openxmlformats.org/wordprocessingml/2006/main" xmlns:w14="http://schemas.microsoft.com/office/word/2010/wordml" xmlns:w15="http://schemas.microsoft.com/office/word/2012/wordml" xmlns:w16cex="http://schemas.microsoft.com/office/word/2018/wordml/cex" xmlns:w16cid="http://schemas.microsoft.com/office/word/2016/wordml/cid" xmlns:w16="http://schemas.microsoft.com/office/word/2018/wordml" xmlns:w16du="http://schemas.microsoft.com/office/word/2023/wordml/word16du" xmlns:w16sdtdh="http://schemas.microsoft.com/office/word/2020/wordml/sdtdatahash" xmlns:w16sdtfl="http://schemas.microsoft.com/office/word/2024/wordml/sdtformatlock" xmlns:w16se="http://schemas.microsoft.com/office/word/2015/wordml/symex" xmlns:wpg="http://schemas.microsoft.com/office/word/2010/wordprocessingGroup" xmlns:wpi="http://schemas.microsoft.com/office/word/2010/wordprocessingInk" xmlns:wne="http://schemas.microsoft.com/office/word/2006/wordml" xmlns:wps="http://schemas.microsoft.com/office/word/2010/wordprocessingShape" mc:Ignorable="w14 w15 w16se w16cid w16 w16cex w16sdtdh w16sdtfl w16du wp14">
+<w:endnotes xmlns:wpc="http://schemas.microsoft.com/office/word/2010/wordprocessingCanvas" xmlns:cx="http://schemas.microsoft.com/office/drawing/2014/chartex" xmlns:cx1="http://schemas.microsoft.com/office/drawing/2015/9/8/chartex" xmlns:cx2="http://schemas.microsoft.com/office/drawing/2015/10/21/chartex" xmlns:cx3="http://schemas.microsoft.com/office/drawing/2016/5/9/chartex" xmlns:cx4="http://schemas.microsoft.com/office/drawing/2016/5/10/chartex" xmlns:cx5="http://schemas.microsoft.com/office/drawing/2016/5/11/chartex" xmlns:cx6="http://schemas.microsoft.com/office/drawing/2016/5/12/chartex" xmlns:cx7="http://schemas.microsoft.com/office/drawing/2016/5/13/chartex" xmlns:cx8="http://schemas.microsoft.com/office/drawing/2016/5/14/chartex" xmlns:mc="http://schemas.openxmlformats.org/markup-compatibility/2006" xmlns:m="http://schemas.openxmlformats.org/officeDocument/2006/math" xmlns:aink="http://schemas.microsoft.com/office/drawing/2016/ink" xmlns:am3d="http://schemas.microsoft.com/office/drawing/2017/model3d" xmlns:oel="http://schemas.microsoft.com/office/2019/extlst" xmlns:r="http://schemas.openxmlformats.org/officeDocument/2006/relationships" xmlns:wp14="http://schemas.microsoft.com/office/word/2010/wordprocessingDrawing" xmlns:wp="http://schemas.openxmlformats.org/drawingml/2006/wordprocessingDrawing" xmlns:wpg="http://schemas.microsoft.com/office/word/2010/wordprocessingGroup" xmlns:wpi="http://schemas.microsoft.com/office/word/2010/wordprocessingInk" xmlns:wps="http://schemas.microsoft.com/office/word/2010/wordprocessingShape" xmlns:o="urn:schemas-microsoft-com:office:office" xmlns:v="urn:schemas-microsoft-com:vml" xmlns:w10="urn:schemas-microsoft-com:office:word" xmlns:w="http://schemas.openxmlformats.org/wordprocessingml/2006/main" xmlns:w14="http://schemas.microsoft.com/office/word/2010/wordml" xmlns:w15="http://schemas.microsoft.com/office/word/2012/wordml" xmlns:w16cex="http://schemas.microsoft.com/office/word/2018/wordml/cex" xmlns:w16cid="http://schemas.microsoft.com/office/word/2016/wordml/cid" xmlns:w16="http://schemas.microsoft.com/office/word/2018/wordml" xmlns:w16sdtdh="http://schemas.microsoft.com/office/word/2020/wordml/sdtdatahash" xmlns:w16sdtfl="http://schemas.microsoft.com/office/word/2024/wordml/sdtformatlock" xmlns:w16se="http://schemas.microsoft.com/office/word/2015/wordml/symex" xmlns:w16du="http://schemas.microsoft.com/office/word/2023/wordml/word16du" xmlns:wne="http://schemas.microsoft.com/office/word/2006/wordml" mc:Ignorable="w14 w15 w16se w16cid w16 w16cex w16sdtdh w16sdtfl w16du wp14">
   <w:endnote w:type="separator" w:id="-1">
     <w:p>
       <w:pPr>
@@ -10849,7 +11732,7 @@
 </file>
 
 <file path=word/footnotes.xml><?xml version="1.0" encoding="utf-8"?>
-<w:footnotes xmlns:wpc="http://schemas.microsoft.com/office/word/2010/wordprocessingCanvas" xmlns:cx="http://schemas.microsoft.com/office/drawing/2014/chartex" xmlns:cx1="http://schemas.microsoft.com/office/drawing/2015/9/8/chartex" xmlns:cx2="http://schemas.microsoft.com/office/drawing/2015/10/21/chartex" xmlns:cx3="http://schemas.microsoft.com/office/drawing/2016/5/9/chartex" xmlns:cx4="http://schemas.microsoft.com/office/drawing/2016/5/10/chartex" xmlns:cx5="http://schemas.microsoft.com/office/drawing/2016/5/11/chartex" xmlns:cx6="http://schemas.microsoft.com/office/drawing/2016/5/12/chartex" xmlns:cx7="http://schemas.microsoft.com/office/drawing/2016/5/13/chartex" xmlns:cx8="http://schemas.microsoft.com/office/drawing/2016/5/14/chartex" xmlns:mc="http://schemas.openxmlformats.org/markup-compatibility/2006" xmlns:aink="http://schemas.microsoft.com/office/drawing/2016/ink" xmlns:am3d="http://schemas.microsoft.com/office/drawing/2017/model3d" xmlns:o="urn:schemas-microsoft-com:office:office" xmlns:oel="http://schemas.microsoft.com/office/2019/extlst" xmlns:r="http://schemas.openxmlformats.org/officeDocument/2006/relationships" xmlns:m="http://schemas.openxmlformats.org/officeDocument/2006/math" xmlns:v="urn:schemas-microsoft-com:vml" xmlns:wp14="http://schemas.microsoft.com/office/word/2010/wordprocessingDrawing" xmlns:wp="http://schemas.openxmlformats.org/drawingml/2006/wordprocessingDrawing" xmlns:w10="urn:schemas-microsoft-com:office:word" xmlns:w="http://schemas.openxmlformats.org/wordprocessingml/2006/main" xmlns:w14="http://schemas.microsoft.com/office/word/2010/wordml" xmlns:w15="http://schemas.microsoft.com/office/word/2012/wordml" xmlns:w16cex="http://schemas.microsoft.com/office/word/2018/wordml/cex" xmlns:w16cid="http://schemas.microsoft.com/office/word/2016/wordml/cid" xmlns:w16="http://schemas.microsoft.com/office/word/2018/wordml" xmlns:w16du="http://schemas.microsoft.com/office/word/2023/wordml/word16du" xmlns:w16sdtdh="http://schemas.microsoft.com/office/word/2020/wordml/sdtdatahash" xmlns:w16sdtfl="http://schemas.microsoft.com/office/word/2024/wordml/sdtformatlock" xmlns:w16se="http://schemas.microsoft.com/office/word/2015/wordml/symex" xmlns:wpg="http://schemas.microsoft.com/office/word/2010/wordprocessingGroup" xmlns:wpi="http://schemas.microsoft.com/office/word/2010/wordprocessingInk" xmlns:wne="http://schemas.microsoft.com/office/word/2006/wordml" xmlns:wps="http://schemas.microsoft.com/office/word/2010/wordprocessingShape" mc:Ignorable="w14 w15 w16se w16cid w16 w16cex w16sdtdh w16sdtfl w16du wp14">
+<w:footnotes xmlns:wpc="http://schemas.microsoft.com/office/word/2010/wordprocessingCanvas" xmlns:cx="http://schemas.microsoft.com/office/drawing/2014/chartex" xmlns:cx1="http://schemas.microsoft.com/office/drawing/2015/9/8/chartex" xmlns:cx2="http://schemas.microsoft.com/office/drawing/2015/10/21/chartex" xmlns:cx3="http://schemas.microsoft.com/office/drawing/2016/5/9/chartex" xmlns:cx4="http://schemas.microsoft.com/office/drawing/2016/5/10/chartex" xmlns:cx5="http://schemas.microsoft.com/office/drawing/2016/5/11/chartex" xmlns:cx6="http://schemas.microsoft.com/office/drawing/2016/5/12/chartex" xmlns:cx7="http://schemas.microsoft.com/office/drawing/2016/5/13/chartex" xmlns:cx8="http://schemas.microsoft.com/office/drawing/2016/5/14/chartex" xmlns:mc="http://schemas.openxmlformats.org/markup-compatibility/2006" xmlns:m="http://schemas.openxmlformats.org/officeDocument/2006/math" xmlns:aink="http://schemas.microsoft.com/office/drawing/2016/ink" xmlns:am3d="http://schemas.microsoft.com/office/drawing/2017/model3d" xmlns:oel="http://schemas.microsoft.com/office/2019/extlst" xmlns:r="http://schemas.openxmlformats.org/officeDocument/2006/relationships" xmlns:wp14="http://schemas.microsoft.com/office/word/2010/wordprocessingDrawing" xmlns:wp="http://schemas.openxmlformats.org/drawingml/2006/wordprocessingDrawing" xmlns:wpg="http://schemas.microsoft.com/office/word/2010/wordprocessingGroup" xmlns:wpi="http://schemas.microsoft.com/office/word/2010/wordprocessingInk" xmlns:wps="http://schemas.microsoft.com/office/word/2010/wordprocessingShape" xmlns:o="urn:schemas-microsoft-com:office:office" xmlns:v="urn:schemas-microsoft-com:vml" xmlns:w10="urn:schemas-microsoft-com:office:word" xmlns:w="http://schemas.openxmlformats.org/wordprocessingml/2006/main" xmlns:w14="http://schemas.microsoft.com/office/word/2010/wordml" xmlns:w15="http://schemas.microsoft.com/office/word/2012/wordml" xmlns:w16cex="http://schemas.microsoft.com/office/word/2018/wordml/cex" xmlns:w16cid="http://schemas.microsoft.com/office/word/2016/wordml/cid" xmlns:w16="http://schemas.microsoft.com/office/word/2018/wordml" xmlns:w16sdtdh="http://schemas.microsoft.com/office/word/2020/wordml/sdtdatahash" xmlns:w16sdtfl="http://schemas.microsoft.com/office/word/2024/wordml/sdtformatlock" xmlns:w16se="http://schemas.microsoft.com/office/word/2015/wordml/symex" xmlns:w16du="http://schemas.microsoft.com/office/word/2023/wordml/word16du" xmlns:wne="http://schemas.microsoft.com/office/word/2006/wordml" mc:Ignorable="w14 w15 w16se w16cid w16 w16cex w16sdtdh w16sdtfl w16du wp14">
   <w:footnote w:type="separator" w:id="-1">
     <w:p>
       <w:pPr>
@@ -10929,7 +11812,7 @@
 </file>
 
 <file path=word/header1.xml><?xml version="1.0" encoding="utf-8"?>
-<w:hdr xmlns:wpc="http://schemas.microsoft.com/office/word/2010/wordprocessingCanvas" xmlns:cx="http://schemas.microsoft.com/office/drawing/2014/chartex" xmlns:cx1="http://schemas.microsoft.com/office/drawing/2015/9/8/chartex" xmlns:cx2="http://schemas.microsoft.com/office/drawing/2015/10/21/chartex" xmlns:cx3="http://schemas.microsoft.com/office/drawing/2016/5/9/chartex" xmlns:cx4="http://schemas.microsoft.com/office/drawing/2016/5/10/chartex" xmlns:cx5="http://schemas.microsoft.com/office/drawing/2016/5/11/chartex" xmlns:cx6="http://schemas.microsoft.com/office/drawing/2016/5/12/chartex" xmlns:cx7="http://schemas.microsoft.com/office/drawing/2016/5/13/chartex" xmlns:cx8="http://schemas.microsoft.com/office/drawing/2016/5/14/chartex" xmlns:mc="http://schemas.openxmlformats.org/markup-compatibility/2006" xmlns:aink="http://schemas.microsoft.com/office/drawing/2016/ink" xmlns:am3d="http://schemas.microsoft.com/office/drawing/2017/model3d" xmlns:o="urn:schemas-microsoft-com:office:office" xmlns:oel="http://schemas.microsoft.com/office/2019/extlst" xmlns:r="http://schemas.openxmlformats.org/officeDocument/2006/relationships" xmlns:m="http://schemas.openxmlformats.org/officeDocument/2006/math" xmlns:v="urn:schemas-microsoft-com:vml" xmlns:wp14="http://schemas.microsoft.com/office/word/2010/wordprocessingDrawing" xmlns:wp="http://schemas.openxmlformats.org/drawingml/2006/wordprocessingDrawing" xmlns:w10="urn:schemas-microsoft-com:office:word" xmlns:w="http://schemas.openxmlformats.org/wordprocessingml/2006/main" xmlns:w14="http://schemas.microsoft.com/office/word/2010/wordml" xmlns:w15="http://schemas.microsoft.com/office/word/2012/wordml" xmlns:w16cex="http://schemas.microsoft.com/office/word/2018/wordml/cex" xmlns:w16cid="http://schemas.microsoft.com/office/word/2016/wordml/cid" xmlns:w16="http://schemas.microsoft.com/office/word/2018/wordml" xmlns:w16du="http://schemas.microsoft.com/office/word/2023/wordml/word16du" xmlns:w16sdtdh="http://schemas.microsoft.com/office/word/2020/wordml/sdtdatahash" xmlns:w16sdtfl="http://schemas.microsoft.com/office/word/2024/wordml/sdtformatlock" xmlns:w16se="http://schemas.microsoft.com/office/word/2015/wordml/symex" xmlns:wpg="http://schemas.microsoft.com/office/word/2010/wordprocessingGroup" xmlns:wpi="http://schemas.microsoft.com/office/word/2010/wordprocessingInk" xmlns:wne="http://schemas.microsoft.com/office/word/2006/wordml" xmlns:wps="http://schemas.microsoft.com/office/word/2010/wordprocessingShape" mc:Ignorable="w14 w15 w16se w16cid w16 w16cex w16sdtdh w16sdtfl w16du wp14">
+<w:hdr xmlns:wpc="http://schemas.microsoft.com/office/word/2010/wordprocessingCanvas" xmlns:cx="http://schemas.microsoft.com/office/drawing/2014/chartex" xmlns:cx1="http://schemas.microsoft.com/office/drawing/2015/9/8/chartex" xmlns:cx2="http://schemas.microsoft.com/office/drawing/2015/10/21/chartex" xmlns:cx3="http://schemas.microsoft.com/office/drawing/2016/5/9/chartex" xmlns:cx4="http://schemas.microsoft.com/office/drawing/2016/5/10/chartex" xmlns:cx5="http://schemas.microsoft.com/office/drawing/2016/5/11/chartex" xmlns:cx6="http://schemas.microsoft.com/office/drawing/2016/5/12/chartex" xmlns:cx7="http://schemas.microsoft.com/office/drawing/2016/5/13/chartex" xmlns:cx8="http://schemas.microsoft.com/office/drawing/2016/5/14/chartex" xmlns:mc="http://schemas.openxmlformats.org/markup-compatibility/2006" xmlns:m="http://schemas.openxmlformats.org/officeDocument/2006/math" xmlns:aink="http://schemas.microsoft.com/office/drawing/2016/ink" xmlns:am3d="http://schemas.microsoft.com/office/drawing/2017/model3d" xmlns:oel="http://schemas.microsoft.com/office/2019/extlst" xmlns:r="http://schemas.openxmlformats.org/officeDocument/2006/relationships" xmlns:wp14="http://schemas.microsoft.com/office/word/2010/wordprocessingDrawing" xmlns:wp="http://schemas.openxmlformats.org/drawingml/2006/wordprocessingDrawing" xmlns:wpg="http://schemas.microsoft.com/office/word/2010/wordprocessingGroup" xmlns:wpi="http://schemas.microsoft.com/office/word/2010/wordprocessingInk" xmlns:wps="http://schemas.microsoft.com/office/word/2010/wordprocessingShape" xmlns:o="urn:schemas-microsoft-com:office:office" xmlns:v="urn:schemas-microsoft-com:vml" xmlns:w10="urn:schemas-microsoft-com:office:word" xmlns:w="http://schemas.openxmlformats.org/wordprocessingml/2006/main" xmlns:w14="http://schemas.microsoft.com/office/word/2010/wordml" xmlns:w15="http://schemas.microsoft.com/office/word/2012/wordml" xmlns:w16cex="http://schemas.microsoft.com/office/word/2018/wordml/cex" xmlns:w16cid="http://schemas.microsoft.com/office/word/2016/wordml/cid" xmlns:w16="http://schemas.microsoft.com/office/word/2018/wordml" xmlns:w16sdtdh="http://schemas.microsoft.com/office/word/2020/wordml/sdtdatahash" xmlns:w16sdtfl="http://schemas.microsoft.com/office/word/2024/wordml/sdtformatlock" xmlns:w16se="http://schemas.microsoft.com/office/word/2015/wordml/symex" xmlns:w16du="http://schemas.microsoft.com/office/word/2023/wordml/word16du" xmlns:wne="http://schemas.microsoft.com/office/word/2006/wordml" mc:Ignorable="w14 w15 w16se w16cid w16 w16cex w16sdtdh w16sdtfl w16du wp14">
   <w:tbl>
     <w:tblPr>
       <w:tblStyle w:val="Tablaconcuadrcula1"/>
@@ -11114,7 +11997,7 @@
 </file>
 
 <file path=word/numbering.xml><?xml version="1.0" encoding="utf-8"?>
-<w:numbering xmlns:wpc="http://schemas.microsoft.com/office/word/2010/wordprocessingCanvas" xmlns:cx="http://schemas.microsoft.com/office/drawing/2014/chartex" xmlns:cx1="http://schemas.microsoft.com/office/drawing/2015/9/8/chartex" xmlns:cx2="http://schemas.microsoft.com/office/drawing/2015/10/21/chartex" xmlns:cx3="http://schemas.microsoft.com/office/drawing/2016/5/9/chartex" xmlns:cx4="http://schemas.microsoft.com/office/drawing/2016/5/10/chartex" xmlns:cx5="http://schemas.microsoft.com/office/drawing/2016/5/11/chartex" xmlns:cx6="http://schemas.microsoft.com/office/drawing/2016/5/12/chartex" xmlns:cx7="http://schemas.microsoft.com/office/drawing/2016/5/13/chartex" xmlns:cx8="http://schemas.microsoft.com/office/drawing/2016/5/14/chartex" xmlns:mc="http://schemas.openxmlformats.org/markup-compatibility/2006" xmlns:aink="http://schemas.microsoft.com/office/drawing/2016/ink" xmlns:am3d="http://schemas.microsoft.com/office/drawing/2017/model3d" xmlns:o="urn:schemas-microsoft-com:office:office" xmlns:oel="http://schemas.microsoft.com/office/2019/extlst" xmlns:r="http://schemas.openxmlformats.org/officeDocument/2006/relationships" xmlns:m="http://schemas.openxmlformats.org/officeDocument/2006/math" xmlns:v="urn:schemas-microsoft-com:vml" xmlns:wp14="http://schemas.microsoft.com/office/word/2010/wordprocessingDrawing" xmlns:wp="http://schemas.openxmlformats.org/drawingml/2006/wordprocessingDrawing" xmlns:w10="urn:schemas-microsoft-com:office:word" xmlns:w="http://schemas.openxmlformats.org/wordprocessingml/2006/main" xmlns:w14="http://schemas.microsoft.com/office/word/2010/wordml" xmlns:w15="http://schemas.microsoft.com/office/word/2012/wordml" xmlns:w16cex="http://schemas.microsoft.com/office/word/2018/wordml/cex" xmlns:w16cid="http://schemas.microsoft.com/office/word/2016/wordml/cid" xmlns:w16="http://schemas.microsoft.com/office/word/2018/wordml" xmlns:w16du="http://schemas.microsoft.com/office/word/2023/wordml/word16du" xmlns:w16sdtdh="http://schemas.microsoft.com/office/word/2020/wordml/sdtdatahash" xmlns:w16sdtfl="http://schemas.microsoft.com/office/word/2024/wordml/sdtformatlock" xmlns:w16se="http://schemas.microsoft.com/office/word/2015/wordml/symex" xmlns:wpg="http://schemas.microsoft.com/office/word/2010/wordprocessingGroup" xmlns:wpi="http://schemas.microsoft.com/office/word/2010/wordprocessingInk" xmlns:wne="http://schemas.microsoft.com/office/word/2006/wordml" xmlns:wps="http://schemas.microsoft.com/office/word/2010/wordprocessingShape" mc:Ignorable="w14 w15 w16se w16cid w16 w16cex w16sdtdh w16sdtfl w16du wp14">
+<w:numbering xmlns:wpc="http://schemas.microsoft.com/office/word/2010/wordprocessingCanvas" xmlns:cx="http://schemas.microsoft.com/office/drawing/2014/chartex" xmlns:cx1="http://schemas.microsoft.com/office/drawing/2015/9/8/chartex" xmlns:cx2="http://schemas.microsoft.com/office/drawing/2015/10/21/chartex" xmlns:cx3="http://schemas.microsoft.com/office/drawing/2016/5/9/chartex" xmlns:cx4="http://schemas.microsoft.com/office/drawing/2016/5/10/chartex" xmlns:cx5="http://schemas.microsoft.com/office/drawing/2016/5/11/chartex" xmlns:cx6="http://schemas.microsoft.com/office/drawing/2016/5/12/chartex" xmlns:cx7="http://schemas.microsoft.com/office/drawing/2016/5/13/chartex" xmlns:cx8="http://schemas.microsoft.com/office/drawing/2016/5/14/chartex" xmlns:mc="http://schemas.openxmlformats.org/markup-compatibility/2006" xmlns:m="http://schemas.openxmlformats.org/officeDocument/2006/math" xmlns:aink="http://schemas.microsoft.com/office/drawing/2016/ink" xmlns:am3d="http://schemas.microsoft.com/office/drawing/2017/model3d" xmlns:oel="http://schemas.microsoft.com/office/2019/extlst" xmlns:r="http://schemas.openxmlformats.org/officeDocument/2006/relationships" xmlns:wp14="http://schemas.microsoft.com/office/word/2010/wordprocessingDrawing" xmlns:wp="http://schemas.openxmlformats.org/drawingml/2006/wordprocessingDrawing" xmlns:wpg="http://schemas.microsoft.com/office/word/2010/wordprocessingGroup" xmlns:wpi="http://schemas.microsoft.com/office/word/2010/wordprocessingInk" xmlns:wps="http://schemas.microsoft.com/office/word/2010/wordprocessingShape" xmlns:o="urn:schemas-microsoft-com:office:office" xmlns:v="urn:schemas-microsoft-com:vml" xmlns:w10="urn:schemas-microsoft-com:office:word" xmlns:w="http://schemas.openxmlformats.org/wordprocessingml/2006/main" xmlns:w14="http://schemas.microsoft.com/office/word/2010/wordml" xmlns:w15="http://schemas.microsoft.com/office/word/2012/wordml" xmlns:w16cex="http://schemas.microsoft.com/office/word/2018/wordml/cex" xmlns:w16cid="http://schemas.microsoft.com/office/word/2016/wordml/cid" xmlns:w16="http://schemas.microsoft.com/office/word/2018/wordml" xmlns:w16sdtdh="http://schemas.microsoft.com/office/word/2020/wordml/sdtdatahash" xmlns:w16sdtfl="http://schemas.microsoft.com/office/word/2024/wordml/sdtformatlock" xmlns:w16se="http://schemas.microsoft.com/office/word/2015/wordml/symex" xmlns:w16du="http://schemas.microsoft.com/office/word/2023/wordml/word16du" xmlns:wne="http://schemas.microsoft.com/office/word/2006/wordml" mc:Ignorable="w14 w15 w16se w16cid w16 w16cex w16sdtdh w16sdtfl w16du wp14">
   <w:abstractNum w:abstractNumId="0" w15:restartNumberingAfterBreak="0">
     <w:nsid w:val="129E5F86"/>
     <w:multiLevelType w:val="hybridMultilevel"/>
@@ -11519,7 +12402,7 @@
 </file>
 
 <file path=word/styles.xml><?xml version="1.0" encoding="utf-8"?>
-<w:styles xmlns:mc="http://schemas.openxmlformats.org/markup-compatibility/2006" xmlns:r="http://schemas.openxmlformats.org/officeDocument/2006/relationships" xmlns:w="http://schemas.openxmlformats.org/wordprocessingml/2006/main" xmlns:w14="http://schemas.microsoft.com/office/word/2010/wordml" xmlns:w15="http://schemas.microsoft.com/office/word/2012/wordml" xmlns:w16cex="http://schemas.microsoft.com/office/word/2018/wordml/cex" xmlns:w16cid="http://schemas.microsoft.com/office/word/2016/wordml/cid" xmlns:w16="http://schemas.microsoft.com/office/word/2018/wordml" xmlns:w16du="http://schemas.microsoft.com/office/word/2023/wordml/word16du" xmlns:w16sdtdh="http://schemas.microsoft.com/office/word/2020/wordml/sdtdatahash" xmlns:w16sdtfl="http://schemas.microsoft.com/office/word/2024/wordml/sdtformatlock" xmlns:w16se="http://schemas.microsoft.com/office/word/2015/wordml/symex" mc:Ignorable="w14 w15 w16se w16cid w16 w16cex w16sdtdh w16sdtfl w16du">
+<w:styles xmlns:mc="http://schemas.openxmlformats.org/markup-compatibility/2006" xmlns:r="http://schemas.openxmlformats.org/officeDocument/2006/relationships" xmlns:w="http://schemas.openxmlformats.org/wordprocessingml/2006/main" xmlns:w14="http://schemas.microsoft.com/office/word/2010/wordml" xmlns:w15="http://schemas.microsoft.com/office/word/2012/wordml" xmlns:w16cex="http://schemas.microsoft.com/office/word/2018/wordml/cex" xmlns:w16cid="http://schemas.microsoft.com/office/word/2016/wordml/cid" xmlns:w16="http://schemas.microsoft.com/office/word/2018/wordml" xmlns:w16sdtdh="http://schemas.microsoft.com/office/word/2020/wordml/sdtdatahash" xmlns:w16sdtfl="http://schemas.microsoft.com/office/word/2024/wordml/sdtformatlock" xmlns:w16se="http://schemas.microsoft.com/office/word/2015/wordml/symex" xmlns:w16du="http://schemas.microsoft.com/office/word/2023/wordml/word16du" mc:Ignorable="w14 w15 w16se w16cid w16 w16cex w16sdtdh w16sdtfl w16du">
   <w:docDefaults>
     <w:rPrDefault>
       <w:rPr>
@@ -12530,9 +13413,12 @@
 </file>
 
 <file path=customXml/item1.xml><?xml version="1.0" encoding="utf-8"?>
-<p:properties xmlns:p="http://schemas.microsoft.com/office/2006/metadata/properties" xmlns:xsi="http://www.w3.org/2001/XMLSchema-instance" xmlns:pc="http://schemas.microsoft.com/office/infopath/2007/PartnerControls">
-  <documentManagement/>
-</p:properties>
+<?mso-contentType ?>
+<FormTemplates xmlns="http://schemas.microsoft.com/sharepoint/v3/contenttype/forms">
+  <Display>DocumentLibraryForm</Display>
+  <Edit>DocumentLibraryForm</Edit>
+  <New>DocumentLibraryForm</New>
+</FormTemplates>
 </file>
 
 <file path=customXml/item2.xml><?xml version="1.0" encoding="utf-8"?>
@@ -12668,19 +13554,15 @@
 </file>
 
 <file path=customXml/item3.xml><?xml version="1.0" encoding="utf-8"?>
-<?mso-contentType ?>
-<FormTemplates xmlns="http://schemas.microsoft.com/sharepoint/v3/contenttype/forms">
-  <Display>DocumentLibraryForm</Display>
-  <Edit>DocumentLibraryForm</Edit>
-  <New>DocumentLibraryForm</New>
-</FormTemplates>
+<p:properties xmlns:p="http://schemas.microsoft.com/office/2006/metadata/properties" xmlns:xsi="http://www.w3.org/2001/XMLSchema-instance" xmlns:pc="http://schemas.microsoft.com/office/infopath/2007/PartnerControls">
+  <documentManagement/>
+</p:properties>
 </file>
 
 <file path=customXml/itemProps1.xml><?xml version="1.0" encoding="utf-8"?>
-<ds:datastoreItem xmlns:ds="http://schemas.openxmlformats.org/officeDocument/2006/customXml" ds:itemID="{38174882-579A-45DC-A704-C035A9357F73}">
+<ds:datastoreItem xmlns:ds="http://schemas.openxmlformats.org/officeDocument/2006/customXml" ds:itemID="{F3E3E2F7-59E7-4722-B872-D023DC9D1CC1}">
   <ds:schemaRefs>
-    <ds:schemaRef ds:uri="http://schemas.microsoft.com/office/2006/metadata/properties"/>
-    <ds:schemaRef ds:uri="http://schemas.microsoft.com/office/infopath/2007/PartnerControls"/>
+    <ds:schemaRef ds:uri="http://schemas.microsoft.com/sharepoint/v3/contenttype/forms"/>
   </ds:schemaRefs>
 </ds:datastoreItem>
 </file>
@@ -12704,9 +13586,10 @@
 </file>
 
 <file path=customXml/itemProps3.xml><?xml version="1.0" encoding="utf-8"?>
-<ds:datastoreItem xmlns:ds="http://schemas.openxmlformats.org/officeDocument/2006/customXml" ds:itemID="{F3E3E2F7-59E7-4722-B872-D023DC9D1CC1}">
+<ds:datastoreItem xmlns:ds="http://schemas.openxmlformats.org/officeDocument/2006/customXml" ds:itemID="{38174882-579A-45DC-A704-C035A9357F73}">
   <ds:schemaRefs>
-    <ds:schemaRef ds:uri="http://schemas.microsoft.com/sharepoint/v3/contenttype/forms"/>
+    <ds:schemaRef ds:uri="http://schemas.microsoft.com/office/2006/metadata/properties"/>
+    <ds:schemaRef ds:uri="http://schemas.microsoft.com/office/infopath/2007/PartnerControls"/>
   </ds:schemaRefs>
 </ds:datastoreItem>
 </file>